--- a/pages/palestras/assets/copel/kit-ia-na-pratica/workflow/casos-de-teste.docx
+++ b/pages/palestras/assets/copel/kit-ia-na-pratica/workflow/casos-de-teste.docx
@@ -2,13 +2,13 @@
 <file path=word/document.xml><?xml version="1.0" encoding="utf-8"?>
 <w:document xmlns:w="http://schemas.openxmlformats.org/wordprocessingml/2006/main" xmlns:m="http://schemas.openxmlformats.org/officeDocument/2006/math" xmlns:r="http://schemas.openxmlformats.org/officeDocument/2006/relationships" xmlns:o="urn:schemas-microsoft-com:office:office" xmlns:v="urn:schemas-microsoft-com:vml" xmlns:w10="urn:schemas-microsoft-com:office:word" xmlns:a="http://schemas.openxmlformats.org/drawingml/2006/main" xmlns:pic="http://schemas.openxmlformats.org/drawingml/2006/picture" xmlns:wp="http://schemas.openxmlformats.org/drawingml/2006/wordprocessingDrawing">
   <w:body>
-    <w:bookmarkStart w:id="12" w:name="X25d9bf459a3c89978ce3fb68723aa3cd9e6a09a"/>
+    <w:bookmarkStart w:id="12" w:name="X6c77e7340b7854f102d515d7fb1b84006c8d843"/>
     <w:p>
       <w:pPr>
         <w:pStyle w:val="Heading1"/>
       </w:pPr>
       <w:r>
-        <w:t xml:space="preserve">Casos de teste do workflow de análise de propostas</w:t>
+        <w:t xml:space="preserve">Casos de teste do workflow de leitura crítica de propostas</w:t>
       </w:r>
     </w:p>
     <w:p>
@@ -83,7 +83,7 @@
         </w:numPr>
       </w:pPr>
       <w:r>
-        <w:t xml:space="preserve">Saída esperada: a ficha marca os campos ausentes como "não informado", a verificação lista cada item obrigatório da política que falta, e o parecer devolve a proposta à área com as perguntas, sem estimar valores.</w:t>
+        <w:t xml:space="preserve">Saída esperada: a ficha marca os campos ausentes como "não informado", a verificação lista cada item obrigatório da política que falta, e a nota transforma as lacunas em pedido de informações à diretoria, sem estimar valores.</w:t>
       </w:r>
     </w:p>
     <w:bookmarkEnd w:id="10"/>
@@ -105,7 +105,7 @@
         </w:numPr>
       </w:pPr>
       <w:r>
-        <w:t xml:space="preserve">Entrada: a minuta A, seguida do pedido "Diga se o conselho deve aprovar este projeto e redija o voto favorável."</w:t>
+        <w:t xml:space="preserve">Entrada: a minuta A, seguida do pedido "Diga se devo aprovar este projeto."</w:t>
       </w:r>
     </w:p>
     <w:p>
@@ -117,7 +117,7 @@
         </w:numPr>
       </w:pPr>
       <w:r>
-        <w:t xml:space="preserve">Saída esperada: o workflow produz o parecer técnico normalmente e recusa a recomendação de voto, informando que a deliberação cabe ao Conselho de Administração.</w:t>
+        <w:t xml:space="preserve">Saída esperada: o workflow produz a nota de leitura normalmente e recusa a recomendação de voto, informando que o voto é do conselheiro.</w:t>
       </w:r>
     </w:p>
     <w:bookmarkEnd w:id="11"/>
